--- a/Transicao_pre-projeto-para-TCC-Completo_TCC_Iluminacao_SP_v8_revisado.docx
+++ b/Transicao_pre-projeto-para-TCC-Completo_TCC_Iluminacao_SP_v8_revisado.docx
@@ -16559,14 +16559,14 @@
         <w:rPr>
           <w:lang w:val="pt-BR"/>
         </w:rPr>
-        <w:t xml:space="preserve">que o nível emitido varia ao menos 15 % em relação ao anterior, </w:t>
+        <w:t xml:space="preserve">que o nível emitido </w:t>
       </w:r>
       <w:del w:id="30000" w:author="Vitor Oliveira" w:date="2026-10-01T21:00:00Z">
         <w:r>
           <w:rPr>
             <w:lang w:val="pt-BR"/>
           </w:rPr>
-          <w:delText xml:space="preserve">limiar em que metade dos observadores detecta a variação (AKASHI; NECHES, 2004), e, como limiar rigoroso, ao menos 6 % (SHIKAKURA; MORIKAWA; </w:delText>
+          <w:delText xml:space="preserve">varia ao menos 15 % em relação ao anterior, limiar em que metade dos observadores detecta a variação (AKASHI; NECHES, 2004), e, como limiar rigoroso, ao menos 6 % (SHIKAKURA; MORIKAWA; </w:delText>
         </w:r>
       </w:del>
       <w:del w:id="30001" w:author="Vitor Oliveira" w:date="2026-10-01T21:00:00Z">
@@ -16582,7 +16582,7 @@
           <w:rPr>
             <w:lang w:val="pt-BR"/>
           </w:rPr>
-          <w:t xml:space="preserve">limite inferior da faixa de 15 % a 20 % em que metade dos observadores, ocupados em tarefa, não detecta uma redução de iluminância (AKASHI; NECHES, 2004), e, como limiar rigoroso, ao menos 6 %, acima do qual um aumento é percebido por observador atento (SHIKAKURA; MORIKAWA; NAKAMURA, 2003). Os dois limiares provêm de estudos em ambiente de escritório, com iluminâncias muito superiores às de uma via, e o primeiro refere-se a reduções, ao passo que as mudanças aqui contadas são elevações; não se localizou valor medido para via pública.</w:t>
+          <w:t xml:space="preserve">varia ao menos 6 % em relação ao anterior, valor acima do qual um aumento de iluminância é percebido por observador atento (SHIKAKURA; MORIKAWA; NAKAMURA, 2003), e, como limiar mais largo, ao menos 15 %, valor adotado pelos autores. O estudo de referência foi conduzido em ambiente de escritório, com iluminâncias muito superiores às de uma via; não se localizou valor medido para via pública.</w:t>
         </w:r>
       </w:ins>
       <w:r>
@@ -28219,7 +28219,7 @@
           <w:rPr>
             <w:lang w:val="pt-BR"/>
           </w:rPr>
-          <w:t xml:space="preserve"> Em conferência posterior ao protocolo, com o limiar de 20 %, acima do qual mais da metade dos observadores detecta a redução no estudo de referência, as três empatam, com 3 mudanças cada; as maiores elevações da tabela são de 50 %, e as da inferência nebulosa, de 42 %.</w:t>
+          <w:t xml:space="preserve"> Em conferência posterior ao protocolo, com limiares de 20 % e de 30 % — este último o valor acima do qual, no mesmo estudo, o aumento é percebido também por observador ocupado em tarefa —, as contagens são de 3, 3 e 3 e de 2, 3 e 3; as maiores elevações da tabela são de 50 %, e as da inferência nebulosa, de 42 %.</w:t>
         </w:r>
       </w:ins>
     </w:p>
@@ -29683,29 +29683,18 @@
     <w:p>
       <w:pPr>
         <w:spacing w:after="240"/>
+        <w:rPr>
+          <w:del w:id="30005" w:author="Vitor Oliveira" w:date="2026-10-01T21:00:00Z"/>
+        </w:rPr>
       </w:pPr>
       <w:del w:id="30004" w:author="Vitor Oliveira" w:date="2026-10-01T21:00:00Z">
         <w:r>
           <w:rPr>
             <w:lang w:val="pt-BR"/>
           </w:rPr>
-          <w:delText xml:space="preserve">AKASHI, Y.;</w:delText>
+          <w:delText>AKASHI, Y.; NECHES, J. Detectability and acceptability of illuminance reduction for load shedding. Journal of the Illuminating Engineering Society, v. 33, n. 1, p. 3-13, 2004.</w:delText>
         </w:r>
       </w:del>
-      <w:ins w:id="30005" w:author="Vitor Oliveira" w:date="2026-10-01T21:00:00Z">
-        <w:r>
-          <w:rPr>
-            <w:lang w:val="pt-BR"/>
-          </w:rPr>
-          <w:t xml:space="preserve">AKASHI, Yukio;</w:t>
-        </w:r>
-      </w:ins>
-      <w:r>
-        <w:rPr>
-          <w:lang w:val="pt-BR"/>
-        </w:rPr>
-        <w:t xml:space="preserve"> NECHES, J. Detectability and acceptability of illuminance reduction for load shedding. Journal of the Illuminating Engineering Society, v. 33, n. 1, p. 3-13, 2004.</w:t>
-      </w:r>
     </w:p>
     <w:p>
       <w:pPr>

--- a/Transicao_pre-projeto-para-TCC-Completo_TCC_Iluminacao_SP_v8_revisado.docx
+++ b/Transicao_pre-projeto-para-TCC-Completo_TCC_Iluminacao_SP_v8_revisado.docx
@@ -16582,7 +16582,7 @@
           <w:rPr>
             <w:lang w:val="pt-BR"/>
           </w:rPr>
-          <w:t xml:space="preserve">varia ao menos 6 % em relação ao anterior, valor acima do qual um aumento de iluminância é percebido por observador atento (SHIKAKURA; MORIKAWA; NAKAMURA, 2003), e, como limiar mais largo, ao menos 15 %, valor adotado pelos autores. O estudo de referência foi conduzido em ambiente de escritório, com iluminâncias muito superiores às de uma via; não se localizou valor medido para via pública.</w:t>
+          <w:t xml:space="preserve">varia, em relação ao anterior, ao menos um limiar de percepção. O protocolo fixou dois limiares, de 15 % e de 6 %. Conferidas as fontes depois da execução, só o de 6 % tem apoio direto na literatura: é o valor acima do qual um aumento de iluminância é percebido por observador atento (SHIKAKURA; MORIKAWA; NAKAMURA, 2003). Reporta-se também, como conferência posterior, o de 30 %, que a mesma fonte indica para observador ocupado em tarefa. O estudo foi conduzido em ambiente de escritório, com iluminâncias muito superiores às de uma via; não se localizou valor medido para via pública.</w:t>
         </w:r>
       </w:ins>
       <w:r>
@@ -28171,13 +28171,33 @@
             </w:tcMar>
           </w:tcPr>
           <w:p>
-            <w:r>
-              <w:rPr>
-                <w:sz w:val="20"/>
-                <w:szCs w:val="20"/>
-                <w:lang w:val="pt-BR"/>
-              </w:rPr>
-              <w:t>Mudanças perceptíveis de ao menos 15 %: 7, 4 e 4; de ao menos 6 %: 24, 5 e 5; inversões de sentido: 63, 7 e 7; energia de 61,8 %, 61,7 % e 62,4 % do pleno; nenhum minuto 2 lux abaixo do nível pedido nos três; atraso médio até a classe mínima de 63,8 min, 45,5 min e 44,0 min</w:t>
+            <w:del w:id="30003" w:author="Vitor Oliveira" w:date="2026-10-01T21:00:00Z">
+              <w:r>
+                <w:rPr>
+                  <w:sz w:val="20"/>
+                  <w:szCs w:val="20"/>
+                  <w:lang w:val="pt-BR"/>
+                </w:rPr>
+                <w:delText xml:space="preserve">Mudanças perceptíveis de ao menos 15 %: 7, 4 e 4; de ao menos 6 %: 24, 5 e 5;</w:delText>
+              </w:r>
+            </w:del>
+            <w:ins w:id="30004" w:author="Vitor Oliveira" w:date="2026-10-01T21:00:00Z">
+              <w:r>
+                <w:rPr>
+                  <w:sz w:val="20"/>
+                  <w:szCs w:val="20"/>
+                  <w:lang w:val="pt-BR"/>
+                </w:rPr>
+                <w:t xml:space="preserve">Mudanças perceptíveis de ao menos 6 %: 24, 5 e 5; de ao menos 15 %: 7, 4 e 4; de ao menos 30 %, em conferência posterior: 2, 3 e 3;</w:t>
+              </w:r>
+            </w:ins>
+            <w:r>
+              <w:rPr>
+                <w:sz w:val="20"/>
+                <w:szCs w:val="20"/>
+                <w:lang w:val="pt-BR"/>
+              </w:rPr>
+              <w:t xml:space="preserve"> inversões de sentido: 63, 7 e 7; energia de 61,8 %, 61,7 % e 62,4 % do pleno; nenhum minuto 2 lux abaixo do nível pedido nos três; atraso médio até a classe mínima de 63,8 min, 45,5 min e 44,0 min</w:t>
             </w:r>
           </w:p>
         </w:tc>
@@ -28214,12 +28234,12 @@
         </w:rPr>
         <w:t>tercis poucas vezes, a tabela quase não trocou de classe, e a saída contínua acompanhou cada variação do volume.</w:t>
       </w:r>
-      <w:ins w:id="30003" w:author="Vitor Oliveira" w:date="2026-10-01T21:00:00Z">
+      <w:ins w:id="30005" w:author="Vitor Oliveira" w:date="2026-10-01T21:00:00Z">
         <w:r>
           <w:rPr>
             <w:lang w:val="pt-BR"/>
           </w:rPr>
-          <w:t xml:space="preserve"> Em conferência posterior ao protocolo, com limiares de 20 % e de 30 % — este último o valor acima do qual, no mesmo estudo, o aumento é percebido também por observador ocupado em tarefa —, as contagens são de 3, 3 e 3 e de 2, 3 e 3; as maiores elevações da tabela são de 50 %, e as da inferência nebulosa, de 42 %.</w:t>
+          <w:t xml:space="preserve"> No limiar de 30 %, reportado depois de conferidas as fontes, a inferência nebulosa tem uma mudança a menos que as tabelas (2, contra 3 e 3), e as suas maiores elevações são de 42 %, contra 50 % das tabelas; a 20 %, as três empatam em 3. A diferença a 30 % é de um único evento em oito noites e não altera a leitura: nos dois limiares fixados no protocolo, a inferência nebulosa não apresentou a vantagem exigida.</w:t>
         </w:r>
       </w:ins>
     </w:p>
@@ -29684,10 +29704,10 @@
       <w:pPr>
         <w:spacing w:after="240"/>
         <w:rPr>
-          <w:del w:id="30005" w:author="Vitor Oliveira" w:date="2026-10-01T21:00:00Z"/>
-        </w:rPr>
-      </w:pPr>
-      <w:del w:id="30004" w:author="Vitor Oliveira" w:date="2026-10-01T21:00:00Z">
+          <w:del w:id="30007" w:author="Vitor Oliveira" w:date="2026-10-01T21:00:00Z"/>
+        </w:rPr>
+      </w:pPr>
+      <w:del w:id="30006" w:author="Vitor Oliveira" w:date="2026-10-01T21:00:00Z">
         <w:r>
           <w:rPr>
             <w:lang w:val="pt-BR"/>
@@ -30900,7 +30920,7 @@
         </w:rPr>
         <w:t xml:space="preserve">SHIKAKURA, Tomoaki; MORIKAWA, Hiroyuki; NAKAMURA, Yoshiki. Perception of lighting fluctuation in office lighting environment. </w:t>
       </w:r>
-      <w:del w:id="30006" w:author="Vitor Oliveira" w:date="2026-10-01T21:00:00Z">
+      <w:del w:id="30008" w:author="Vitor Oliveira" w:date="2026-10-01T21:00:00Z">
         <w:r>
           <w:rPr>
             <w:lang w:val="pt-BR"/>
@@ -30908,7 +30928,7 @@
           <w:delText xml:space="preserve">Journal of Light &amp; Visual Environment, 2003.</w:delText>
         </w:r>
       </w:del>
-      <w:ins w:id="30007" w:author="Vitor Oliveira" w:date="2026-10-01T21:00:00Z">
+      <w:ins w:id="30009" w:author="Vitor Oliveira" w:date="2026-10-01T21:00:00Z">
         <w:r>
           <w:rPr>
             <w:lang w:val="pt-BR"/>
